--- a/00-首页/题组Word/初赛模拟卷/真题版式/初赛模拟卷VIII（非有机·学生版·真题版式）.docx
+++ b/00-首页/题组Word/初赛模拟卷/真题版式/初赛模拟卷VIII（非有机·学生版·真题版式）.docx
@@ -6256,7 +6256,7 @@
       <w:r>
         <w:drawing>
           <wp:inline>
-            <wp:extent cx="6184900" cy="4995496"/>
+            <wp:extent cx="3240000" cy="2616922"/>
             <wp:effectExtent b="0" l="0" r="0" t="0"/>
             <wp:docPr descr="" title="" id="25" name="Picture"/>
             <a:graphic>
@@ -6277,7 +6277,7 @@
                   <pic:spPr bwMode="auto">
                     <a:xfrm>
                       <a:off x="0" y="0"/>
-                      <a:ext cx="6184900" cy="4995496"/>
+                      <a:ext cx="3240000" cy="2616922"/>
                     </a:xfrm>
                     <a:prstGeom prst="rect">
                       <a:avLst/>
@@ -9748,7 +9748,7 @@
       <w:r>
         <w:drawing>
           <wp:inline>
-            <wp:extent cx="6184900" cy="2423277"/>
+            <wp:extent cx="3600000" cy="1410499"/>
             <wp:effectExtent b="0" l="0" r="0" t="0"/>
             <wp:docPr descr="" title="" id="33" name="Picture"/>
             <a:graphic>
@@ -9769,7 +9769,7 @@
                   <pic:spPr bwMode="auto">
                     <a:xfrm>
                       <a:off x="0" y="0"/>
-                      <a:ext cx="6184900" cy="2423277"/>
+                      <a:ext cx="3600000" cy="1410499"/>
                     </a:xfrm>
                     <a:prstGeom prst="rect">
                       <a:avLst/>
@@ -10142,7 +10142,7 @@
       <w:r>
         <w:drawing>
           <wp:inline>
-            <wp:extent cx="1320800" cy="1206500"/>
+            <wp:extent cx="1800000" cy="1638000"/>
             <wp:effectExtent b="0" l="0" r="0" t="0"/>
             <wp:docPr descr="" title="" id="37" name="Picture"/>
             <a:graphic>
@@ -10163,7 +10163,7 @@
                   <pic:spPr bwMode="auto">
                     <a:xfrm>
                       <a:off x="0" y="0"/>
-                      <a:ext cx="1320800" cy="1206500"/>
+                      <a:ext cx="1800000" cy="1638000"/>
                     </a:xfrm>
                     <a:prstGeom prst="rect">
                       <a:avLst/>

--- a/00-首页/题组Word/初赛模拟卷/真题版式/初赛模拟卷VIII（非有机·学生版·真题版式）.docx
+++ b/00-首页/题组Word/初赛模拟卷/真题版式/初赛模拟卷VIII（非有机·学生版·真题版式）.docx
@@ -2,7 +2,7 @@
 <file path=word/document.xml><?xml version="1.0" encoding="utf-8"?>
 <w:document xmlns:w="http://schemas.openxmlformats.org/wordprocessingml/2006/main" xmlns:m="http://schemas.openxmlformats.org/officeDocument/2006/math" xmlns:r="http://schemas.openxmlformats.org/officeDocument/2006/relationships" xmlns:o="urn:schemas-microsoft-com:office:office" xmlns:v="urn:schemas-microsoft-com:vml" xmlns:w10="urn:schemas-microsoft-com:office:word" xmlns:a="http://schemas.openxmlformats.org/drawingml/2006/main" xmlns:pic="http://schemas.openxmlformats.org/drawingml/2006/picture" xmlns:wp="http://schemas.openxmlformats.org/drawingml/2006/wordprocessingDrawing">
   <w:body>
-    <w:bookmarkStart w:id="65" w:name="初赛模拟卷-viii非有机"/>
+    <w:bookmarkStart w:id="77" w:name="初赛模拟卷-viii非有机"/>
     <w:p>
       <w:pPr>
         <w:pStyle w:val="Heading1"/>
@@ -7408,7 +7408,7 @@
     </w:p>
     <w:bookmarkEnd w:id="28"/>
     <w:bookmarkEnd w:id="29"/>
-    <w:bookmarkStart w:id="59" w:name="第二部分-结构化学第-812-题共-49-分"/>
+    <w:bookmarkStart w:id="71" w:name="第二部分-结构化学第-812-题共-49-分"/>
     <w:p>
       <w:pPr>
         <w:pStyle w:val="Heading2"/>
@@ -7447,7 +7447,7 @@
         <w:t xml:space="preserve">分）</w:t>
       </w:r>
     </w:p>
-    <w:bookmarkStart w:id="30" w:name="第-8-题10-分"/>
+    <w:bookmarkStart w:id="42" w:name="第-8-题10-分"/>
     <w:p>
       <w:pPr>
         <w:pStyle w:val="Heading3"/>
@@ -7846,6 +7846,539 @@
           <w:rFonts w:ascii="Times New Roman" w:hAnsi="Times New Roman" w:cs="Times New Roman" w:eastAsia="SimSun"/>
         </w:rPr>
         <w:t xml:space="preserve">八面体层(图b)。在后者中,O可近似视为密堆积,Al填充2/3的八面体空隙。两层共用一部分氧原子(图c、d)。由此，两层重复形成高岭土的结构。</w:t>
+      </w:r>
+    </w:p>
+    <w:p>
+      <w:pPr>
+        <w:pStyle w:val="BodyText"/>
+        <w:keepNext/>
+        <w:spacing w:before="120" w:after="40" w:line="240" w:lineRule="auto"/>
+        <w:jc w:val="center"/>
+      </w:pPr>
+      <w:r>
+        <w:drawing>
+          <wp:inline>
+            <wp:extent cx="1780032" cy="1749551"/>
+            <wp:effectExtent b="0" l="0" r="0" t="0"/>
+            <wp:docPr descr="" title="" id="31" name="Picture"/>
+            <a:graphic>
+              <a:graphicData uri="http://schemas.openxmlformats.org/drawingml/2006/picture">
+                <pic:pic>
+                  <pic:nvPicPr>
+                    <pic:cNvPr descr="fcd502c9272753aec5796a71571258363a4d160622b153a5513e740b4813dc65.jpg" id="32" name="Picture"/>
+                    <pic:cNvPicPr>
+                      <a:picLocks noChangeArrowheads="1" noChangeAspect="1"/>
+                    </pic:cNvPicPr>
+                  </pic:nvPicPr>
+                  <pic:blipFill>
+                    <a:blip r:embed="rId30"/>
+                    <a:stretch>
+                      <a:fillRect/>
+                    </a:stretch>
+                  </pic:blipFill>
+                  <pic:spPr bwMode="auto">
+                    <a:xfrm>
+                      <a:off x="0" y="0"/>
+                      <a:ext cx="1780032" cy="1749551"/>
+                    </a:xfrm>
+                    <a:prstGeom prst="rect">
+                      <a:avLst/>
+                    </a:prstGeom>
+                    <a:noFill/>
+                    <a:ln w="9525">
+                      <a:noFill/>
+                      <a:headEnd/>
+                      <a:tailEnd/>
+                    </a:ln>
+                  </pic:spPr>
+                </pic:pic>
+              </a:graphicData>
+            </a:graphic>
+          </wp:inline>
+        </w:drawing>
+      </w:r>
+    </w:p>
+    <w:p>
+      <w:pPr>
+        <w:pStyle w:val="BodyText"/>
+        <w:spacing w:before="0" w:after="120" w:line="240" w:lineRule="auto"/>
+        <w:ind w:firstLineChars="200" w:firstLine="420"/>
+        <w:jc w:val="center"/>
+      </w:pPr>
+      <w:r>
+        <w:rPr>
+          <w:rFonts w:ascii="Times New Roman" w:hAnsi="Times New Roman" w:cs="Times New Roman" w:eastAsia="SimSun"/>
+        </w:rPr>
+        <w:t xml:space="preserve">（图</w:t>
+      </w:r>
+      <w:r>
+        <w:t xml:space="preserve"> a　</w:t>
+      </w:r>
+      <m:oMath>
+        <m:r>
+          <m:rPr>
+            <m:sty m:val="p"/>
+          </m:rPr>
+          <w:rPr>
+            <w:rFonts w:ascii="Times New Roman" w:hAnsi="Times New Roman" w:cs="Times New Roman" w:eastAsia="SimSun"/>
+          </w:rPr>
+          <m:t>S</m:t>
+        </m:r>
+        <m:sSub>
+          <m:e>
+            <m:r>
+              <m:rPr>
+                <m:sty m:val="p"/>
+              </m:rPr>
+              <w:rPr>
+                <w:rFonts w:ascii="Times New Roman" w:hAnsi="Times New Roman" w:cs="Times New Roman" w:eastAsia="SimSun"/>
+              </w:rPr>
+              <m:t>i</m:t>
+            </m:r>
+          </m:e>
+          <m:sub>
+            <m:r>
+              <m:rPr>
+                <m:sty m:val="p"/>
+              </m:rPr>
+              <w:rPr>
+                <w:rFonts w:ascii="Times New Roman" w:hAnsi="Times New Roman" w:cs="Times New Roman" w:eastAsia="SimSun"/>
+              </w:rPr>
+              <m:t>2</m:t>
+            </m:r>
+          </m:sub>
+        </m:sSub>
+        <m:sSubSup>
+          <m:e>
+            <m:r>
+              <m:rPr>
+                <m:sty m:val="p"/>
+              </m:rPr>
+              <w:rPr>
+                <w:rFonts w:ascii="Times New Roman" w:hAnsi="Times New Roman" w:cs="Times New Roman" w:eastAsia="SimSun"/>
+              </w:rPr>
+              <m:t>O</m:t>
+            </m:r>
+          </m:e>
+          <m:sub>
+            <m:r>
+              <m:rPr>
+                <m:sty m:val="p"/>
+              </m:rPr>
+              <w:rPr>
+                <w:rFonts w:ascii="Times New Roman" w:hAnsi="Times New Roman" w:cs="Times New Roman" w:eastAsia="SimSun"/>
+              </w:rPr>
+              <m:t>5</m:t>
+            </m:r>
+          </m:sub>
+          <m:sup>
+            <m:r>
+              <m:rPr>
+                <m:sty m:val="p"/>
+              </m:rPr>
+              <w:rPr>
+                <w:rFonts w:ascii="Times New Roman" w:hAnsi="Times New Roman" w:cs="Times New Roman" w:eastAsia="SimSun"/>
+              </w:rPr>
+              <m:t>2</m:t>
+            </m:r>
+            <m:r>
+              <m:rPr>
+                <m:sty m:val="p"/>
+              </m:rPr>
+              <w:rPr>
+                <w:rFonts w:ascii="Times New Roman" w:hAnsi="Times New Roman" w:cs="Times New Roman" w:eastAsia="SimSun"/>
+              </w:rPr>
+              <m:t>−</m:t>
+            </m:r>
+          </m:sup>
+        </m:sSubSup>
+      </m:oMath>
+      <w:r>
+        <w:t xml:space="preserve"> </w:t>
+      </w:r>
+      <w:r>
+        <w:rPr>
+          <w:rFonts w:ascii="Times New Roman" w:hAnsi="Times New Roman" w:cs="Times New Roman" w:eastAsia="SimSun"/>
+        </w:rPr>
+        <w:t xml:space="preserve">四面体层）</w:t>
+      </w:r>
+    </w:p>
+    <w:p>
+      <w:pPr>
+        <w:pStyle w:val="BodyText"/>
+        <w:keepNext/>
+        <w:spacing w:before="120" w:after="40" w:line="240" w:lineRule="auto"/>
+        <w:jc w:val="center"/>
+      </w:pPr>
+      <w:r>
+        <w:drawing>
+          <wp:inline>
+            <wp:extent cx="1761744" cy="1633727"/>
+            <wp:effectExtent b="0" l="0" r="0" t="0"/>
+            <wp:docPr descr="" title="" id="34" name="Picture"/>
+            <a:graphic>
+              <a:graphicData uri="http://schemas.openxmlformats.org/drawingml/2006/picture">
+                <pic:pic>
+                  <pic:nvPicPr>
+                    <pic:cNvPr descr="2b264dfb84daa2079e73010394e04c87e419cfd3ca974d5101033d60c8fd3321.jpg" id="35" name="Picture"/>
+                    <pic:cNvPicPr>
+                      <a:picLocks noChangeArrowheads="1" noChangeAspect="1"/>
+                    </pic:cNvPicPr>
+                  </pic:nvPicPr>
+                  <pic:blipFill>
+                    <a:blip r:embed="rId33"/>
+                    <a:stretch>
+                      <a:fillRect/>
+                    </a:stretch>
+                  </pic:blipFill>
+                  <pic:spPr bwMode="auto">
+                    <a:xfrm>
+                      <a:off x="0" y="0"/>
+                      <a:ext cx="1761744" cy="1633727"/>
+                    </a:xfrm>
+                    <a:prstGeom prst="rect">
+                      <a:avLst/>
+                    </a:prstGeom>
+                    <a:noFill/>
+                    <a:ln w="9525">
+                      <a:noFill/>
+                      <a:headEnd/>
+                      <a:tailEnd/>
+                    </a:ln>
+                  </pic:spPr>
+                </pic:pic>
+              </a:graphicData>
+            </a:graphic>
+          </wp:inline>
+        </w:drawing>
+      </w:r>
+    </w:p>
+    <w:p>
+      <w:pPr>
+        <w:pStyle w:val="BodyText"/>
+        <w:spacing w:before="0" w:after="0" w:line="276" w:lineRule="auto"/>
+        <w:ind w:firstLineChars="200" w:firstLine="420"/>
+      </w:pPr>
+      <w:r>
+        <w:rPr>
+          <w:rFonts w:ascii="Times New Roman" w:hAnsi="Times New Roman" w:cs="Times New Roman" w:eastAsia="SimSun"/>
+        </w:rPr>
+        <w:t xml:space="preserve">（图</w:t>
+      </w:r>
+      <w:r>
+        <w:t xml:space="preserve"> b　</w:t>
+      </w:r>
+      <m:oMath>
+        <m:r>
+          <m:rPr>
+            <m:sty m:val="p"/>
+          </m:rPr>
+          <w:rPr>
+            <w:rFonts w:ascii="Times New Roman" w:hAnsi="Times New Roman" w:cs="Times New Roman" w:eastAsia="SimSun"/>
+          </w:rPr>
+          <m:t>A</m:t>
+        </m:r>
+        <m:sSub>
+          <m:e>
+            <m:r>
+              <m:rPr>
+                <m:sty m:val="p"/>
+              </m:rPr>
+              <w:rPr>
+                <w:rFonts w:ascii="Times New Roman" w:hAnsi="Times New Roman" w:cs="Times New Roman" w:eastAsia="SimSun"/>
+              </w:rPr>
+              <m:t>l</m:t>
+            </m:r>
+          </m:e>
+          <m:sub>
+            <m:r>
+              <m:rPr>
+                <m:sty m:val="p"/>
+              </m:rPr>
+              <w:rPr>
+                <w:rFonts w:ascii="Times New Roman" w:hAnsi="Times New Roman" w:cs="Times New Roman" w:eastAsia="SimSun"/>
+              </w:rPr>
+              <m:t>2</m:t>
+            </m:r>
+          </m:sub>
+        </m:sSub>
+        <m:sSub>
+          <m:e>
+            <m:r>
+              <m:rPr>
+                <m:sty m:val="p"/>
+              </m:rPr>
+              <w:rPr>
+                <w:rFonts w:ascii="Times New Roman" w:hAnsi="Times New Roman" w:cs="Times New Roman" w:eastAsia="SimSun"/>
+              </w:rPr>
+              <m:t>O</m:t>
+            </m:r>
+          </m:e>
+          <m:sub>
+            <m:r>
+              <m:rPr>
+                <m:sty m:val="p"/>
+              </m:rPr>
+              <w:rPr>
+                <w:rFonts w:ascii="Times New Roman" w:hAnsi="Times New Roman" w:cs="Times New Roman" w:eastAsia="SimSun"/>
+              </w:rPr>
+              <m:t>2</m:t>
+            </m:r>
+          </m:sub>
+        </m:sSub>
+        <m:r>
+          <m:rPr>
+            <m:sty m:val="p"/>
+          </m:rPr>
+          <w:rPr>
+            <w:rFonts w:ascii="Times New Roman" w:hAnsi="Times New Roman" w:cs="Times New Roman" w:eastAsia="SimSun"/>
+          </w:rPr>
+          <m:t>(</m:t>
+        </m:r>
+        <m:r>
+          <m:rPr>
+            <m:sty m:val="p"/>
+          </m:rPr>
+          <w:rPr>
+            <w:rFonts w:ascii="Times New Roman" w:hAnsi="Times New Roman" w:cs="Times New Roman" w:eastAsia="SimSun"/>
+          </w:rPr>
+          <m:t>O</m:t>
+        </m:r>
+        <m:r>
+          <m:rPr>
+            <m:sty m:val="p"/>
+          </m:rPr>
+          <w:rPr>
+            <w:rFonts w:ascii="Times New Roman" w:hAnsi="Times New Roman" w:cs="Times New Roman" w:eastAsia="SimSun"/>
+          </w:rPr>
+          <m:t>H</m:t>
+        </m:r>
+        <m:sSubSup>
+          <m:e>
+            <m:r>
+              <m:rPr>
+                <m:sty m:val="p"/>
+              </m:rPr>
+              <w:rPr>
+                <w:rFonts w:ascii="Times New Roman" w:hAnsi="Times New Roman" w:cs="Times New Roman" w:eastAsia="SimSun"/>
+              </w:rPr>
+              <m:t>)</m:t>
+            </m:r>
+          </m:e>
+          <m:sub>
+            <m:r>
+              <m:rPr>
+                <m:sty m:val="p"/>
+              </m:rPr>
+              <w:rPr>
+                <w:rFonts w:ascii="Times New Roman" w:hAnsi="Times New Roman" w:cs="Times New Roman" w:eastAsia="SimSun"/>
+              </w:rPr>
+              <m:t>4</m:t>
+            </m:r>
+          </m:sub>
+          <m:sup>
+            <m:r>
+              <m:rPr>
+                <m:sty m:val="p"/>
+              </m:rPr>
+              <w:rPr>
+                <w:rFonts w:ascii="Times New Roman" w:hAnsi="Times New Roman" w:cs="Times New Roman" w:eastAsia="SimSun"/>
+              </w:rPr>
+              <m:t>2</m:t>
+            </m:r>
+            <m:r>
+              <m:rPr>
+                <m:sty m:val="p"/>
+              </m:rPr>
+              <w:rPr>
+                <w:rFonts w:ascii="Times New Roman" w:hAnsi="Times New Roman" w:cs="Times New Roman" w:eastAsia="SimSun"/>
+              </w:rPr>
+              <m:t>−</m:t>
+            </m:r>
+          </m:sup>
+        </m:sSubSup>
+      </m:oMath>
+      <w:r>
+        <w:t xml:space="preserve"> </w:t>
+      </w:r>
+      <w:r>
+        <w:rPr>
+          <w:rFonts w:ascii="Times New Roman" w:hAnsi="Times New Roman" w:cs="Times New Roman" w:eastAsia="SimSun"/>
+        </w:rPr>
+        <w:t xml:space="preserve">八面体层：O</w:t>
+      </w:r>
+      <w:r>
+        <w:t xml:space="preserve"> </w:t>
+      </w:r>
+      <w:r>
+        <w:rPr>
+          <w:rFonts w:ascii="Times New Roman" w:hAnsi="Times New Roman" w:cs="Times New Roman" w:eastAsia="SimSun"/>
+        </w:rPr>
+        <w:t xml:space="preserve">近似密堆积，Al</w:t>
+      </w:r>
+      <w:r>
+        <w:t xml:space="preserve"> </w:t>
+      </w:r>
+      <w:r>
+        <w:rPr>
+          <w:rFonts w:ascii="Times New Roman" w:hAnsi="Times New Roman" w:cs="Times New Roman" w:eastAsia="SimSun"/>
+        </w:rPr>
+        <w:t xml:space="preserve">填充</w:t>
+      </w:r>
+      <w:r>
+        <w:t xml:space="preserve"> 2/3 </w:t>
+      </w:r>
+      <w:r>
+        <w:rPr>
+          <w:rFonts w:ascii="Times New Roman" w:hAnsi="Times New Roman" w:cs="Times New Roman" w:eastAsia="SimSun"/>
+        </w:rPr>
+        <w:t xml:space="preserve">八面体空隙）</w:t>
+      </w:r>
+    </w:p>
+    <w:p>
+      <w:pPr>
+        <w:pStyle w:val="BodyText"/>
+        <w:keepNext/>
+        <w:spacing w:before="120" w:after="40" w:line="240" w:lineRule="auto"/>
+        <w:jc w:val="center"/>
+      </w:pPr>
+      <w:r>
+        <w:drawing>
+          <wp:inline>
+            <wp:extent cx="1816607" cy="1847088"/>
+            <wp:effectExtent b="0" l="0" r="0" t="0"/>
+            <wp:docPr descr="" title="" id="37" name="Picture"/>
+            <a:graphic>
+              <a:graphicData uri="http://schemas.openxmlformats.org/drawingml/2006/picture">
+                <pic:pic>
+                  <pic:nvPicPr>
+                    <pic:cNvPr descr="14d6f868d064b828c02521b405e4c862bb1fc55001b26ad42caca5a17272fbfb.jpg" id="38" name="Picture"/>
+                    <pic:cNvPicPr>
+                      <a:picLocks noChangeArrowheads="1" noChangeAspect="1"/>
+                    </pic:cNvPicPr>
+                  </pic:nvPicPr>
+                  <pic:blipFill>
+                    <a:blip r:embed="rId36"/>
+                    <a:stretch>
+                      <a:fillRect/>
+                    </a:stretch>
+                  </pic:blipFill>
+                  <pic:spPr bwMode="auto">
+                    <a:xfrm>
+                      <a:off x="0" y="0"/>
+                      <a:ext cx="1816607" cy="1847088"/>
+                    </a:xfrm>
+                    <a:prstGeom prst="rect">
+                      <a:avLst/>
+                    </a:prstGeom>
+                    <a:noFill/>
+                    <a:ln w="9525">
+                      <a:noFill/>
+                      <a:headEnd/>
+                      <a:tailEnd/>
+                    </a:ln>
+                  </pic:spPr>
+                </pic:pic>
+              </a:graphicData>
+            </a:graphic>
+          </wp:inline>
+        </w:drawing>
+      </w:r>
+    </w:p>
+    <w:p>
+      <w:pPr>
+        <w:pStyle w:val="BodyText"/>
+        <w:spacing w:before="0" w:after="120" w:line="240" w:lineRule="auto"/>
+        <w:ind w:firstLineChars="200" w:firstLine="420"/>
+        <w:jc w:val="center"/>
+      </w:pPr>
+      <w:r>
+        <w:rPr>
+          <w:rFonts w:ascii="Times New Roman" w:hAnsi="Times New Roman" w:cs="Times New Roman" w:eastAsia="SimSun"/>
+        </w:rPr>
+        <w:t xml:space="preserve">（图</w:t>
+      </w:r>
+      <w:r>
+        <w:t xml:space="preserve"> c　</w:t>
+      </w:r>
+      <w:r>
+        <w:rPr>
+          <w:rFonts w:ascii="Times New Roman" w:hAnsi="Times New Roman" w:cs="Times New Roman" w:eastAsia="SimSun"/>
+        </w:rPr>
+        <w:t xml:space="preserve">四面体层与八面体层共用氧原子的连接方式）</w:t>
+      </w:r>
+    </w:p>
+    <w:p>
+      <w:pPr>
+        <w:pStyle w:val="BodyText"/>
+        <w:keepNext/>
+        <w:spacing w:before="120" w:after="40" w:line="240" w:lineRule="auto"/>
+        <w:jc w:val="center"/>
+      </w:pPr>
+      <w:r>
+        <w:drawing>
+          <wp:inline>
+            <wp:extent cx="2426208" cy="1304543"/>
+            <wp:effectExtent b="0" l="0" r="0" t="0"/>
+            <wp:docPr descr="" title="" id="40" name="Picture"/>
+            <a:graphic>
+              <a:graphicData uri="http://schemas.openxmlformats.org/drawingml/2006/picture">
+                <pic:pic>
+                  <pic:nvPicPr>
+                    <pic:cNvPr descr="4b4d8a68522cb146df381c484d66a542705d41b755b480ee2a6eca054579fdf0.jpg" id="41" name="Picture"/>
+                    <pic:cNvPicPr>
+                      <a:picLocks noChangeArrowheads="1" noChangeAspect="1"/>
+                    </pic:cNvPicPr>
+                  </pic:nvPicPr>
+                  <pic:blipFill>
+                    <a:blip r:embed="rId39"/>
+                    <a:stretch>
+                      <a:fillRect/>
+                    </a:stretch>
+                  </pic:blipFill>
+                  <pic:spPr bwMode="auto">
+                    <a:xfrm>
+                      <a:off x="0" y="0"/>
+                      <a:ext cx="2426208" cy="1304543"/>
+                    </a:xfrm>
+                    <a:prstGeom prst="rect">
+                      <a:avLst/>
+                    </a:prstGeom>
+                    <a:noFill/>
+                    <a:ln w="9525">
+                      <a:noFill/>
+                      <a:headEnd/>
+                      <a:tailEnd/>
+                    </a:ln>
+                  </pic:spPr>
+                </pic:pic>
+              </a:graphicData>
+            </a:graphic>
+          </wp:inline>
+        </w:drawing>
+      </w:r>
+    </w:p>
+    <w:p>
+      <w:pPr>
+        <w:pStyle w:val="BodyText"/>
+        <w:spacing w:before="0" w:after="120" w:line="240" w:lineRule="auto"/>
+        <w:ind w:firstLineChars="200" w:firstLine="420"/>
+        <w:jc w:val="center"/>
+      </w:pPr>
+      <w:r>
+        <w:rPr>
+          <w:rFonts w:ascii="Times New Roman" w:hAnsi="Times New Roman" w:cs="Times New Roman" w:eastAsia="SimSun"/>
+        </w:rPr>
+        <w:t xml:space="preserve">（图</w:t>
+      </w:r>
+      <w:r>
+        <w:t xml:space="preserve"> d　</w:t>
+      </w:r>
+      <w:r>
+        <w:rPr>
+          <w:rFonts w:ascii="Times New Roman" w:hAnsi="Times New Roman" w:cs="Times New Roman" w:eastAsia="SimSun"/>
+        </w:rPr>
+        <w:t xml:space="preserve">两层重复堆叠形成高岭土的结构）</w:t>
       </w:r>
     </w:p>
     <w:p>
@@ -8526,8 +9059,8 @@
         <w:t xml:space="preserve">的化学式并写出上述所有反应的方程式。</w:t>
       </w:r>
     </w:p>
-    <w:bookmarkEnd w:id="30"/>
-    <w:bookmarkStart w:id="31" w:name="第-9-题10-分"/>
+    <w:bookmarkEnd w:id="42"/>
+    <w:bookmarkStart w:id="43" w:name="第-9-题10-分"/>
     <w:p>
       <w:pPr>
         <w:pStyle w:val="Heading3"/>
@@ -9617,8 +10150,8 @@
         <w:t xml:space="preserve">三角二十面体中有多少个四面体空隙，假设为正四面体空隙，如果在其中掺杂其他原子，请通过计算估计可掺杂原子的半径最大为多少？</w:t>
       </w:r>
     </w:p>
-    <w:bookmarkEnd w:id="31"/>
-    <w:bookmarkStart w:id="35" w:name="第-10-题9-分"/>
+    <w:bookmarkEnd w:id="43"/>
+    <w:bookmarkStart w:id="47" w:name="第-10-题9-分"/>
     <w:p>
       <w:pPr>
         <w:pStyle w:val="Heading3"/>
@@ -9748,18 +10281,18 @@
           <wp:inline>
             <wp:extent cx="3024000" cy="1184819"/>
             <wp:effectExtent b="0" l="0" r="0" t="0"/>
-            <wp:docPr descr="" title="" id="33" name="Picture"/>
+            <wp:docPr descr="" title="" id="45" name="Picture"/>
             <a:graphic>
               <a:graphicData uri="http://schemas.openxmlformats.org/drawingml/2006/picture">
                 <pic:pic>
                   <pic:nvPicPr>
-                    <pic:cNvPr descr="9ebba4fddb5fb039db88e256d6a937d555d3a42dbb6126e3cc2766ea6d708b5c.jpg" id="34" name="Picture"/>
+                    <pic:cNvPr descr="9ebba4fddb5fb039db88e256d6a937d555d3a42dbb6126e3cc2766ea6d708b5c.jpg" id="46" name="Picture"/>
                     <pic:cNvPicPr>
                       <a:picLocks noChangeArrowheads="1" noChangeAspect="1"/>
                     </pic:cNvPicPr>
                   </pic:nvPicPr>
                   <pic:blipFill>
-                    <a:blip r:embed="rId32"/>
+                    <a:blip r:embed="rId44"/>
                     <a:stretch>
                       <a:fillRect/>
                     </a:stretch>
@@ -10057,8 +10590,8 @@
         <w:t xml:space="preserve">D）。</w:t>
       </w:r>
     </w:p>
-    <w:bookmarkEnd w:id="35"/>
-    <w:bookmarkStart w:id="54" w:name="第-11-题10-分"/>
+    <w:bookmarkEnd w:id="47"/>
+    <w:bookmarkStart w:id="66" w:name="第-11-题10-分"/>
     <w:p>
       <w:pPr>
         <w:pStyle w:val="Heading3"/>
@@ -10143,18 +10676,18 @@
           <wp:inline>
             <wp:extent cx="609600" cy="554736"/>
             <wp:effectExtent b="0" l="0" r="0" t="0"/>
-            <wp:docPr descr="" title="" id="37" name="Picture"/>
+            <wp:docPr descr="" title="" id="49" name="Picture"/>
             <a:graphic>
               <a:graphicData uri="http://schemas.openxmlformats.org/drawingml/2006/picture">
                 <pic:pic>
                   <pic:nvPicPr>
-                    <pic:cNvPr descr="a95a5e2d958c233cbec48e5a7f0b6db0c1f82f4dde1ef110b7e8c9a7572e4ae6.jpg" id="38" name="Picture"/>
+                    <pic:cNvPr descr="a95a5e2d958c233cbec48e5a7f0b6db0c1f82f4dde1ef110b7e8c9a7572e4ae6.jpg" id="50" name="Picture"/>
                     <pic:cNvPicPr>
                       <a:picLocks noChangeArrowheads="1" noChangeAspect="1"/>
                     </pic:cNvPicPr>
                   </pic:nvPicPr>
                   <pic:blipFill>
-                    <a:blip r:embed="rId36"/>
+                    <a:blip r:embed="rId48"/>
                     <a:stretch>
                       <a:fillRect/>
                     </a:stretch>
@@ -10193,18 +10726,18 @@
           <wp:inline>
             <wp:extent cx="1225296" cy="987551"/>
             <wp:effectExtent b="0" l="0" r="0" t="0"/>
-            <wp:docPr descr="" title="" id="40" name="Picture"/>
+            <wp:docPr descr="" title="" id="52" name="Picture"/>
             <a:graphic>
               <a:graphicData uri="http://schemas.openxmlformats.org/drawingml/2006/picture">
                 <pic:pic>
                   <pic:nvPicPr>
-                    <pic:cNvPr descr="6bfc245c18ed0a2d3fcaec818bd32cf24ab1d73729022363a7267434cad47acf.jpg" id="41" name="Picture"/>
+                    <pic:cNvPr descr="6bfc245c18ed0a2d3fcaec818bd32cf24ab1d73729022363a7267434cad47acf.jpg" id="53" name="Picture"/>
                     <pic:cNvPicPr>
                       <a:picLocks noChangeArrowheads="1" noChangeAspect="1"/>
                     </pic:cNvPicPr>
                   </pic:nvPicPr>
                   <pic:blipFill>
-                    <a:blip r:embed="rId39"/>
+                    <a:blip r:embed="rId51"/>
                     <a:stretch>
                       <a:fillRect/>
                     </a:stretch>
@@ -10243,18 +10776,18 @@
           <wp:inline>
             <wp:extent cx="1261872" cy="1158239"/>
             <wp:effectExtent b="0" l="0" r="0" t="0"/>
-            <wp:docPr descr="" title="" id="43" name="Picture"/>
+            <wp:docPr descr="" title="" id="55" name="Picture"/>
             <a:graphic>
               <a:graphicData uri="http://schemas.openxmlformats.org/drawingml/2006/picture">
                 <pic:pic>
                   <pic:nvPicPr>
-                    <pic:cNvPr descr="ea0c7120a7e1df128532c89d797bd730216537a058679b51deb4d76bd2a2ed1e.jpg" id="44" name="Picture"/>
+                    <pic:cNvPr descr="ea0c7120a7e1df128532c89d797bd730216537a058679b51deb4d76bd2a2ed1e.jpg" id="56" name="Picture"/>
                     <pic:cNvPicPr>
                       <a:picLocks noChangeArrowheads="1" noChangeAspect="1"/>
                     </pic:cNvPicPr>
                   </pic:nvPicPr>
                   <pic:blipFill>
-                    <a:blip r:embed="rId42"/>
+                    <a:blip r:embed="rId54"/>
                     <a:stretch>
                       <a:fillRect/>
                     </a:stretch>
@@ -10293,18 +10826,18 @@
           <wp:inline>
             <wp:extent cx="731520" cy="932688"/>
             <wp:effectExtent b="0" l="0" r="0" t="0"/>
-            <wp:docPr descr="" title="" id="46" name="Picture"/>
+            <wp:docPr descr="" title="" id="58" name="Picture"/>
             <a:graphic>
               <a:graphicData uri="http://schemas.openxmlformats.org/drawingml/2006/picture">
                 <pic:pic>
                   <pic:nvPicPr>
-                    <pic:cNvPr descr="ca0ea5c4333927de92ee43a5674bc4beb885e555a90f6d9b1057ec4b59f5d1cf.jpg" id="47" name="Picture"/>
+                    <pic:cNvPr descr="ca0ea5c4333927de92ee43a5674bc4beb885e555a90f6d9b1057ec4b59f5d1cf.jpg" id="59" name="Picture"/>
                     <pic:cNvPicPr>
                       <a:picLocks noChangeArrowheads="1" noChangeAspect="1"/>
                     </pic:cNvPicPr>
                   </pic:nvPicPr>
                   <pic:blipFill>
-                    <a:blip r:embed="rId45"/>
+                    <a:blip r:embed="rId57"/>
                     <a:stretch>
                       <a:fillRect/>
                     </a:stretch>
@@ -10343,18 +10876,18 @@
           <wp:inline>
             <wp:extent cx="1091184" cy="1024127"/>
             <wp:effectExtent b="0" l="0" r="0" t="0"/>
-            <wp:docPr descr="" title="" id="49" name="Picture"/>
+            <wp:docPr descr="" title="" id="61" name="Picture"/>
             <a:graphic>
               <a:graphicData uri="http://schemas.openxmlformats.org/drawingml/2006/picture">
                 <pic:pic>
                   <pic:nvPicPr>
-                    <pic:cNvPr descr="2a7a6c9da90b1443c6a341e2b800d27a4086e89818dc4b46d7147e3410a1fe96.jpg" id="50" name="Picture"/>
+                    <pic:cNvPr descr="2a7a6c9da90b1443c6a341e2b800d27a4086e89818dc4b46d7147e3410a1fe96.jpg" id="62" name="Picture"/>
                     <pic:cNvPicPr>
                       <a:picLocks noChangeArrowheads="1" noChangeAspect="1"/>
                     </pic:cNvPicPr>
                   </pic:nvPicPr>
                   <pic:blipFill>
-                    <a:blip r:embed="rId48"/>
+                    <a:blip r:embed="rId60"/>
                     <a:stretch>
                       <a:fillRect/>
                     </a:stretch>
@@ -10393,18 +10926,18 @@
           <wp:inline>
             <wp:extent cx="1188720" cy="1158239"/>
             <wp:effectExtent b="0" l="0" r="0" t="0"/>
-            <wp:docPr descr="" title="" id="52" name="Picture"/>
+            <wp:docPr descr="" title="" id="64" name="Picture"/>
             <a:graphic>
               <a:graphicData uri="http://schemas.openxmlformats.org/drawingml/2006/picture">
                 <pic:pic>
                   <pic:nvPicPr>
-                    <pic:cNvPr descr="adaf2639e10e14bfdc63572bd00f35cadd423a0a2a77316c8966333044641523.jpg" id="53" name="Picture"/>
+                    <pic:cNvPr descr="adaf2639e10e14bfdc63572bd00f35cadd423a0a2a77316c8966333044641523.jpg" id="65" name="Picture"/>
                     <pic:cNvPicPr>
                       <a:picLocks noChangeArrowheads="1" noChangeAspect="1"/>
                     </pic:cNvPicPr>
                   </pic:nvPicPr>
                   <pic:blipFill>
-                    <a:blip r:embed="rId51"/>
+                    <a:blip r:embed="rId63"/>
                     <a:stretch>
                       <a:fillRect/>
                     </a:stretch>
@@ -10708,8 +11241,8 @@
         <w:t xml:space="preserve">S²⁻，给出带三种不同电荷的骨架的化学式（各给出一种，结构单元中的离子数成简单整数比）。</w:t>
       </w:r>
     </w:p>
-    <w:bookmarkEnd w:id="54"/>
-    <w:bookmarkStart w:id="58" w:name="第-12-题10-分"/>
+    <w:bookmarkEnd w:id="66"/>
+    <w:bookmarkStart w:id="70" w:name="第-12-题10-分"/>
     <w:p>
       <w:pPr>
         <w:pStyle w:val="Heading3"/>
@@ -11534,18 +12067,18 @@
           <wp:inline>
             <wp:extent cx="1499615" cy="1481327"/>
             <wp:effectExtent b="0" l="0" r="0" t="0"/>
-            <wp:docPr descr="" title="" id="56" name="Picture"/>
+            <wp:docPr descr="" title="" id="68" name="Picture"/>
             <a:graphic>
               <a:graphicData uri="http://schemas.openxmlformats.org/drawingml/2006/picture">
                 <pic:pic>
                   <pic:nvPicPr>
-                    <pic:cNvPr descr="f391888f35851e293d00e605e55ec14e171a5080d36f951390619ec8c7fd43b4.jpg" id="57" name="Picture"/>
+                    <pic:cNvPr descr="f391888f35851e293d00e605e55ec14e171a5080d36f951390619ec8c7fd43b4.jpg" id="69" name="Picture"/>
                     <pic:cNvPicPr>
                       <a:picLocks noChangeArrowheads="1" noChangeAspect="1"/>
                     </pic:cNvPicPr>
                   </pic:nvPicPr>
                   <pic:blipFill>
-                    <a:blip r:embed="rId55"/>
+                    <a:blip r:embed="rId67"/>
                     <a:stretch>
                       <a:fillRect/>
                     </a:stretch>
@@ -11572,9 +12105,9 @@
         </w:drawing>
       </w:r>
     </w:p>
-    <w:bookmarkEnd w:id="58"/>
-    <w:bookmarkEnd w:id="59"/>
-    <w:bookmarkStart w:id="64" w:name="第三部分-化学原理第-1316-题共-37-分"/>
+    <w:bookmarkEnd w:id="70"/>
+    <w:bookmarkEnd w:id="71"/>
+    <w:bookmarkStart w:id="76" w:name="第三部分-化学原理第-1316-题共-37-分"/>
     <w:p>
       <w:pPr>
         <w:pStyle w:val="Heading2"/>
@@ -11613,7 +12146,7 @@
         <w:t xml:space="preserve">分）</w:t>
       </w:r>
     </w:p>
-    <w:bookmarkStart w:id="60" w:name="第-13-题9-分"/>
+    <w:bookmarkStart w:id="72" w:name="第-13-题9-分"/>
     <w:p>
       <w:pPr>
         <w:pStyle w:val="Heading3"/>
@@ -12399,8 +12932,8 @@
         <w:t xml:space="preserve">设反应的实际步数和上一问的答案一致，估算每一步反应的速率常数和每个中间体的摩尔消光系数。</w:t>
       </w:r>
     </w:p>
-    <w:bookmarkEnd w:id="60"/>
-    <w:bookmarkStart w:id="61" w:name="第-14-题9-分"/>
+    <w:bookmarkEnd w:id="72"/>
+    <w:bookmarkStart w:id="73" w:name="第-14-题9-分"/>
     <w:p>
       <w:pPr>
         <w:pStyle w:val="Heading3"/>
@@ -13056,8 +13589,8 @@
         <w:t xml:space="preserve">SOP「完全同题不入库」移除，此处仅留互链。）</w:t>
       </w:r>
     </w:p>
-    <w:bookmarkEnd w:id="61"/>
-    <w:bookmarkStart w:id="62" w:name="第-15-题10-分"/>
+    <w:bookmarkEnd w:id="73"/>
+    <w:bookmarkStart w:id="74" w:name="第-15-题10-分"/>
     <w:p>
       <w:pPr>
         <w:pStyle w:val="Heading3"/>
@@ -13838,8 +14371,8 @@
         <w:t xml:space="preserve">由所得结果，指出二氧化硫按哪一种反应进行可以获得较高的脱硫率；分析促使反应向有利于高脱硫率方向进行的条件。</w:t>
       </w:r>
     </w:p>
-    <w:bookmarkEnd w:id="62"/>
-    <w:bookmarkStart w:id="63" w:name="第-16-题9-分"/>
+    <w:bookmarkEnd w:id="74"/>
+    <w:bookmarkStart w:id="75" w:name="第-16-题9-分"/>
     <w:p>
       <w:pPr>
         <w:pStyle w:val="Heading3"/>
@@ -14295,9 +14828,9 @@
         <w:t xml:space="preserve">分）</w:t>
       </w:r>
     </w:p>
-    <w:bookmarkEnd w:id="63"/>
-    <w:bookmarkEnd w:id="64"/>
-    <w:bookmarkEnd w:id="65"/>
+    <w:bookmarkEnd w:id="75"/>
+    <w:bookmarkEnd w:id="76"/>
+    <w:bookmarkEnd w:id="77"/>
     <w:sectPr>
       <w:footerReference r:id="rId9" w:type="default"/>
       <w:headerReference r:id="rId10" w:type="default"/>
